--- a/23644171_NguyenVanNam_Week01/23644171_NguyenVanNam_Week01.docx
+++ b/23644171_NguyenVanNam_Week01/23644171_NguyenVanNam_Week01.docx
@@ -22,6 +22,11 @@
         <w:keepNext/>
         <w:spacing w:after="60"/>
         <w:jc w:val="center"/>
+        <w:rPr>
+          <w:rFonts w:eastAsia="Times New Roman"/>
+          <w:b/>
+          <w:color w:val="1677D2"/>
+        </w:rPr>
       </w:pPr>
       <w:r>
         <w:rPr>
@@ -101,6 +106,124 @@
         <w:spacing w:after="40"/>
         <w:rPr>
           <w:rFonts w:eastAsia="Times New Roman"/>
+          <w:color w:val="000000"/>
+        </w:rPr>
+      </w:pPr>
+      <w:r>
+        <w:rPr>
+          <w:rFonts w:eastAsia="Times New Roman"/>
+          <w:b/>
+          <w:bCs/>
+          <w:color w:val="000000"/>
+        </w:rPr>
+        <w:t>Họ</w:t>
+      </w:r>
+      <w:r>
+        <w:rPr>
+          <w:rFonts w:eastAsia="Times New Roman"/>
+          <w:b/>
+          <w:bCs/>
+          <w:color w:val="000000"/>
+        </w:rPr>
+        <w:t xml:space="preserve"> và</w:t>
+      </w:r>
+      <w:r>
+        <w:rPr>
+          <w:rFonts w:eastAsia="Times New Roman"/>
+          <w:b/>
+          <w:bCs/>
+          <w:color w:val="000000"/>
+        </w:rPr>
+        <w:t xml:space="preserve"> tên:</w:t>
+      </w:r>
+      <w:r>
+        <w:rPr>
+          <w:rFonts w:eastAsia="Times New Roman"/>
+          <w:color w:val="000000"/>
+        </w:rPr>
+        <w:t xml:space="preserve"> Nguyễn Văn Nam</w:t>
+      </w:r>
+    </w:p>
+    <w:p>
+      <w:pPr>
+        <w:spacing w:after="40"/>
+        <w:rPr>
+          <w:rFonts w:eastAsia="Times New Roman"/>
+          <w:color w:val="000000"/>
+        </w:rPr>
+      </w:pPr>
+      <w:r>
+        <w:rPr>
+          <w:rFonts w:eastAsia="Times New Roman"/>
+          <w:b/>
+          <w:bCs/>
+          <w:color w:val="000000"/>
+        </w:rPr>
+        <w:t>MSSV:</w:t>
+      </w:r>
+      <w:r>
+        <w:rPr>
+          <w:rFonts w:eastAsia="Times New Roman"/>
+          <w:color w:val="000000"/>
+        </w:rPr>
+        <w:t xml:space="preserve"> 23644171</w:t>
+      </w:r>
+    </w:p>
+    <w:p>
+      <w:pPr>
+        <w:spacing w:after="40"/>
+        <w:rPr>
+          <w:rFonts w:eastAsia="Times New Roman"/>
+          <w:color w:val="000000"/>
+        </w:rPr>
+      </w:pPr>
+      <w:r>
+        <w:rPr>
+          <w:rFonts w:eastAsia="Times New Roman"/>
+          <w:b/>
+          <w:bCs/>
+          <w:color w:val="000000"/>
+        </w:rPr>
+        <w:t>Link github:</w:t>
+      </w:r>
+      <w:r>
+        <w:rPr>
+          <w:rFonts w:eastAsia="Times New Roman"/>
+          <w:b/>
+          <w:bCs/>
+          <w:color w:val="000000"/>
+        </w:rPr>
+        <w:t xml:space="preserve"> </w:t>
+      </w:r>
+      <w:hyperlink r:id="rId6" w:history="1">
+        <w:r>
+          <w:rPr>
+            <w:rStyle w:val="Hyperlink"/>
+            <w:rFonts w:eastAsia="Times New Roman"/>
+          </w:rPr>
+          <w:t>https://git</w:t>
+        </w:r>
+        <w:r>
+          <w:rPr>
+            <w:rStyle w:val="Hyperlink"/>
+            <w:rFonts w:eastAsia="Times New Roman"/>
+          </w:rPr>
+          <w:t>h</w:t>
+        </w:r>
+        <w:r>
+          <w:rPr>
+            <w:rStyle w:val="Hyperlink"/>
+            <w:rFonts w:eastAsia="Times New Roman"/>
+          </w:rPr>
+          <w:t>ub.com/vannam25032005/ReactNative/tree/8fb40f5caa5b755c7470c912f98f365d11d261db/23644171_NguyenVanNam_Week01/23644171_NguyenVanNam</w:t>
+        </w:r>
+      </w:hyperlink>
+    </w:p>
+    <w:p>
+      <w:pPr>
+        <w:spacing w:after="40"/>
+        <w:rPr>
+          <w:rFonts w:eastAsia="Times New Roman"/>
           <w:b/>
           <w:bCs/>
           <w:color w:val="000000"/>
@@ -128,6 +251,7 @@
         <w:rPr>
           <w:b/>
           <w:bCs/>
+          <w:noProof/>
         </w:rPr>
         <w:drawing>
           <wp:inline distT="0" distB="0" distL="0" distR="0" wp14:anchorId="6D28A1E1" wp14:editId="398D4DFD">
@@ -145,7 +269,7 @@
                     <pic:cNvPicPr/>
                   </pic:nvPicPr>
                   <pic:blipFill>
-                    <a:blip r:embed="rId6"/>
+                    <a:blip r:embed="rId7"/>
                     <a:stretch>
                       <a:fillRect/>
                     </a:stretch>
@@ -203,6 +327,9 @@
         <w:ind w:left="144"/>
       </w:pPr>
       <w:r>
+        <w:rPr>
+          <w:noProof/>
+        </w:rPr>
         <w:drawing>
           <wp:inline distT="0" distB="0" distL="0" distR="0" wp14:anchorId="5BEE79F1" wp14:editId="4CB5FAFE">
             <wp:extent cx="6408420" cy="3604260"/>
@@ -219,7 +346,7 @@
                     <pic:cNvPicPr/>
                   </pic:nvPicPr>
                   <pic:blipFill>
-                    <a:blip r:embed="rId7"/>
+                    <a:blip r:embed="rId8"/>
                     <a:stretch>
                       <a:fillRect/>
                     </a:stretch>
@@ -263,6 +390,9 @@
         <w:ind w:left="144"/>
       </w:pPr>
       <w:r>
+        <w:rPr>
+          <w:noProof/>
+        </w:rPr>
         <w:lastRenderedPageBreak/>
         <w:drawing>
           <wp:inline distT="0" distB="0" distL="0" distR="0" wp14:anchorId="4C10CF6D" wp14:editId="32537AD5">
@@ -280,7 +410,7 @@
                     <pic:cNvPicPr/>
                   </pic:nvPicPr>
                   <pic:blipFill>
-                    <a:blip r:embed="rId8"/>
+                    <a:blip r:embed="rId9"/>
                     <a:stretch>
                       <a:fillRect/>
                     </a:stretch>
@@ -324,6 +454,9 @@
         <w:ind w:left="144"/>
       </w:pPr>
       <w:r>
+        <w:rPr>
+          <w:noProof/>
+        </w:rPr>
         <w:drawing>
           <wp:inline distT="0" distB="0" distL="0" distR="0" wp14:anchorId="01654B3E" wp14:editId="40043114">
             <wp:extent cx="6408420" cy="2847340"/>
@@ -340,7 +473,7 @@
                     <pic:cNvPicPr/>
                   </pic:nvPicPr>
                   <pic:blipFill>
-                    <a:blip r:embed="rId9"/>
+                    <a:blip r:embed="rId10"/>
                     <a:stretch>
                       <a:fillRect/>
                     </a:stretch>
@@ -441,7 +574,7 @@
                     <pic:cNvPicPr/>
                   </pic:nvPicPr>
                   <pic:blipFill>
-                    <a:blip r:embed="rId10"/>
+                    <a:blip r:embed="rId11"/>
                     <a:stretch>
                       <a:fillRect/>
                     </a:stretch>
@@ -499,6 +632,9 @@
         <w:ind w:left="360" w:hanging="360"/>
       </w:pPr>
       <w:r>
+        <w:rPr>
+          <w:noProof/>
+        </w:rPr>
         <w:drawing>
           <wp:inline distT="0" distB="0" distL="0" distR="0" wp14:anchorId="76CFE84F" wp14:editId="1ED8E5F3">
             <wp:extent cx="6408420" cy="3604260"/>
@@ -515,7 +651,7 @@
                     <pic:cNvPicPr/>
                   </pic:nvPicPr>
                   <pic:blipFill>
-                    <a:blip r:embed="rId11"/>
+                    <a:blip r:embed="rId12"/>
                     <a:stretch>
                       <a:fillRect/>
                     </a:stretch>
@@ -546,6 +682,9 @@
         <w:ind w:left="360" w:hanging="360"/>
       </w:pPr>
       <w:r>
+        <w:rPr>
+          <w:noProof/>
+        </w:rPr>
         <w:lastRenderedPageBreak/>
         <w:drawing>
           <wp:inline distT="0" distB="0" distL="0" distR="0" wp14:anchorId="735500A9" wp14:editId="64B1937F">
@@ -563,7 +702,7 @@
                     <pic:cNvPicPr/>
                   </pic:nvPicPr>
                   <pic:blipFill>
-                    <a:blip r:embed="rId12"/>
+                    <a:blip r:embed="rId13"/>
                     <a:stretch>
                       <a:fillRect/>
                     </a:stretch>
@@ -12201,6 +12340,41 @@
       </w:tcPr>
     </w:tblStylePr>
   </w:style>
+  <w:style w:type="character" w:styleId="Hyperlink">
+    <w:name w:val="Hyperlink"/>
+    <w:basedOn w:val="DefaultParagraphFont"/>
+    <w:uiPriority w:val="99"/>
+    <w:unhideWhenUsed/>
+    <w:rsid w:val="00654261"/>
+    <w:rPr>
+      <w:color w:val="0000FF" w:themeColor="hyperlink"/>
+      <w:u w:val="single"/>
+    </w:rPr>
+  </w:style>
+  <w:style w:type="character" w:styleId="UnresolvedMention">
+    <w:name w:val="Unresolved Mention"/>
+    <w:basedOn w:val="DefaultParagraphFont"/>
+    <w:uiPriority w:val="99"/>
+    <w:semiHidden/>
+    <w:unhideWhenUsed/>
+    <w:rsid w:val="00654261"/>
+    <w:rPr>
+      <w:color w:val="605E5C"/>
+      <w:shd w:val="clear" w:color="auto" w:fill="E1DFDD"/>
+    </w:rPr>
+  </w:style>
+  <w:style w:type="character" w:styleId="FollowedHyperlink">
+    <w:name w:val="FollowedHyperlink"/>
+    <w:basedOn w:val="DefaultParagraphFont"/>
+    <w:uiPriority w:val="99"/>
+    <w:semiHidden/>
+    <w:unhideWhenUsed/>
+    <w:rsid w:val="00654261"/>
+    <w:rPr>
+      <w:color w:val="800080" w:themeColor="followedHyperlink"/>
+      <w:u w:val="single"/>
+    </w:rPr>
+  </w:style>
 </w:styles>
 </file>
 
